--- a/VISUAL_STYLE_GUIDE.docx
+++ b/VISUAL_STYLE_GUIDE.docx
@@ -43,7 +43,7 @@
           <w:sz w:val="20"/>
           <w:szCs w:val="20"/>
         </w:rPr>
-        <w:t xml:space="preserve">Last updated: 2026-08-04</w:t>
+        <w:t xml:space="preserve">Last updated: 2026-08-05</w:t>
       </w:r>
     </w:p>
     <w:p>
@@ -2835,6 +2835,52 @@
                 <w:sz w:val="20"/>
                 <w:szCs w:val="20"/>
               </w:rPr>
+              <w:t xml:space="preserve">Destructive button</w:t>
+            </w:r>
+          </w:p>
+        </w:tc>
+        <w:tc>
+          <w:tcPr>
+            <w:tcW w:type="dxa" w:w="7301"/>
+            <w:tcMar>
+              <w:top w:type="dxa" w:w="60"/>
+              <w:left w:type="dxa" w:w="100"/>
+              <w:bottom w:type="dxa" w:w="60"/>
+              <w:right w:type="dxa" w:w="100"/>
+            </w:tcMar>
+          </w:tcPr>
+          <w:p>
+            <w:r>
+              <w:rPr>
+                <w:b w:val="false"/>
+                <w:bCs w:val="false"/>
+                <w:sz w:val="20"/>
+                <w:szCs w:val="20"/>
+              </w:rPr>
+              <w:t xml:space="preserve">Loss-color fill, white text, same 8px radius/32px height as primary — reserved for permanent/irreversible actions (e.g. Admin &gt; Delete Instrument). Disabled state at 50% opacity like every other button.</w:t>
+            </w:r>
+          </w:p>
+        </w:tc>
+      </w:tr>
+      <w:tr>
+        <w:tc>
+          <w:tcPr>
+            <w:tcW w:type="dxa" w:w="2059"/>
+            <w:tcMar>
+              <w:top w:type="dxa" w:w="60"/>
+              <w:left w:type="dxa" w:w="100"/>
+              <w:bottom w:type="dxa" w:w="60"/>
+              <w:right w:type="dxa" w:w="100"/>
+            </w:tcMar>
+          </w:tcPr>
+          <w:p>
+            <w:r>
+              <w:rPr>
+                <w:b w:val="false"/>
+                <w:bCs w:val="false"/>
+                <w:sz w:val="20"/>
+                <w:szCs w:val="20"/>
+              </w:rPr>
               <w:t xml:space="preserve">Forms / inputs</w:t>
             </w:r>
           </w:p>
@@ -2949,7 +2995,7 @@
                 <w:sz w:val="20"/>
                 <w:szCs w:val="20"/>
               </w:rPr>
-              <w:t xml:space="preserve">Left rail 220px (collapsible to icons): Dashboard, Watchlist, Screener, Markets, News, Settings. Active item = accent text + accent left bar.</w:t>
+              <w:t xml:space="preserve">Left rail 220px (collapsible to icons): Dashboard, Watchlist, Screener, Markets, News, Oracle, Portfolio, Settings, Admin. Active item = accent text + accent left bar.</w:t>
             </w:r>
           </w:p>
         </w:tc>
@@ -3041,7 +3087,7 @@
                 <w:sz w:val="20"/>
                 <w:szCs w:val="20"/>
               </w:rPr>
-              <w:t xml:space="preserve">0–100 composite in a rounded chip; the number and a neutral fill — score magnitude is NOT color-mapped to good/bad (avoids implying certainty); low-confidence adds the warning icon.</w:t>
+              <w:t xml:space="preserve">0–100 composite in a rounded chip on a loss-to-gain gradient fill (as shipped in Screener/Watchlist) — the color reads directionally at a glance; low-confidence adds the warning icon.</w:t>
             </w:r>
           </w:p>
         </w:tc>

--- a/VISUAL_STYLE_GUIDE.docx
+++ b/VISUAL_STYLE_GUIDE.docx
@@ -43,7 +43,7 @@
           <w:sz w:val="20"/>
           <w:szCs w:val="20"/>
         </w:rPr>
-        <w:t xml:space="preserve">Last updated: 2026-08-05</w:t>
+        <w:t xml:space="preserve">Last updated: 2026-08-06</w:t>
       </w:r>
     </w:p>
     <w:p>

--- a/VISUAL_STYLE_GUIDE.docx
+++ b/VISUAL_STYLE_GUIDE.docx
@@ -2973,7 +2973,7 @@
                 <w:sz w:val="20"/>
                 <w:szCs w:val="20"/>
               </w:rPr>
-              <w:t xml:space="preserve">Nav</w:t>
+              <w:t xml:space="preserve">Nav — desktop (≥1024px)</w:t>
             </w:r>
           </w:p>
         </w:tc>
@@ -2995,7 +2995,53 @@
                 <w:sz w:val="20"/>
                 <w:szCs w:val="20"/>
               </w:rPr>
-              <w:t xml:space="preserve">Left rail 220px (collapsible to icons): Dashboard, Watchlist, Screener, Markets, News, Oracle, Portfolio, Settings, Admin. Active item = accent text + accent left bar.</w:t>
+              <w:t xml:space="preserve">Persistent left rail 220px: Dashboard, Watchlist, Screener, Markets, News, Research, Oracle, Portfolio, Launchpad, Settings, Admin. Active item = accent text + accent left bar. Row height 32px. Optional icon-only collapsed state (planned, §7.2) — not yet built; do not describe as shipped until it is.</w:t>
+            </w:r>
+          </w:p>
+        </w:tc>
+      </w:tr>
+      <w:tr>
+        <w:tc>
+          <w:tcPr>
+            <w:tcW w:type="dxa" w:w="2059"/>
+            <w:tcMar>
+              <w:top w:type="dxa" w:w="60"/>
+              <w:left w:type="dxa" w:w="100"/>
+              <w:bottom w:type="dxa" w:w="60"/>
+              <w:right w:type="dxa" w:w="100"/>
+            </w:tcMar>
+          </w:tcPr>
+          <w:p>
+            <w:r>
+              <w:rPr>
+                <w:b w:val="false"/>
+                <w:bCs w:val="false"/>
+                <w:sz w:val="20"/>
+                <w:szCs w:val="20"/>
+              </w:rPr>
+              <w:t xml:space="preserve">Nav — mobile/tablet (&lt;1024px)</w:t>
+            </w:r>
+          </w:p>
+        </w:tc>
+        <w:tc>
+          <w:tcPr>
+            <w:tcW w:type="dxa" w:w="7301"/>
+            <w:tcMar>
+              <w:top w:type="dxa" w:w="60"/>
+              <w:left w:type="dxa" w:w="100"/>
+              <w:bottom w:type="dxa" w:w="60"/>
+              <w:right w:type="dxa" w:w="100"/>
+            </w:tcMar>
+          </w:tcPr>
+          <w:p>
+            <w:r>
+              <w:rPr>
+                <w:b w:val="false"/>
+                <w:bCs w:val="false"/>
+                <w:sz w:val="20"/>
+                <w:szCs w:val="20"/>
+              </w:rPr>
+              <w:t xml:space="preserve">48px top app bar (hamburger left, wordmark center, theme toggle right) + off-canvas drawer sliding from the left over a dim backdrop. Same nav model/data as desktop (lib/nav.ts), same icon set (components/nav-icons.tsx, shared — not duplicated), row height 44px for touch. See §7.1.</w:t>
             </w:r>
           </w:p>
         </w:tc>
@@ -3195,7 +3241,290 @@
           <w:bCs/>
           <w:color w:val="1a1a19"/>
         </w:rPr>
-        <w:t xml:space="preserve">6. Tone &amp; voice (UI copy)</w:t>
+        <w:t xml:space="preserve">7. Responsive / Mobile Design</w:t>
+      </w:r>
+    </w:p>
+    <w:p>
+      <w:pPr>
+        <w:spacing w:after="120"/>
+      </w:pPr>
+      <w:r>
+        <w:rPr>
+          <w:sz w:val="22"/>
+          <w:szCs w:val="22"/>
+        </w:rPr>
+        <w:t xml:space="preserve">The app was built desktop-first and, as of 2026-08-06, the shell has no mobile layout at all — the 220px rail is permanently docked at every viewport width, which on a ~390px phone leaves roughly 90–110px of usable content width. Full diagnosis and build-ready fix plan: MOBILE_AND_UX_ENHANCEMENT_PLAN.md (Epic H). This section documents the target state; treat any line below as 'planned' unless the corresponding Epic H deliverable in PROJECT_PLAN.docx is marked done.</w:t>
+      </w:r>
+    </w:p>
+    <w:p>
+      <w:pPr>
+        <w:pStyle w:val="Heading2"/>
+        <w:spacing w:after="120" w:before="280"/>
+      </w:pPr>
+      <w:r>
+        <w:rPr>
+          <w:b/>
+          <w:bCs/>
+          <w:color w:val="2a78d6"/>
+        </w:rPr>
+        <w:t xml:space="preserve">7.1 Breakpoint contract</w:t>
+      </w:r>
+    </w:p>
+    <w:p>
+      <w:pPr>
+        <w:pStyle w:val="ListParagraph"/>
+        <w:numPr>
+          <w:ilvl w:val="0"/>
+          <w:numId w:val="1"/>
+        </w:numPr>
+        <w:spacing w:after="60"/>
+      </w:pPr>
+      <w:r>
+        <w:rPr>
+          <w:b/>
+          <w:bCs/>
+          <w:sz w:val="22"/>
+          <w:szCs w:val="22"/>
+        </w:rPr>
+        <w:t xml:space="preserve">≥1024px (lg): </w:t>
+      </w:r>
+      <w:r>
+        <w:rPr>
+          <w:sz w:val="22"/>
+          <w:szCs w:val="22"/>
+        </w:rPr>
+        <w:t xml:space="preserve">desktop nav mode — persistent 220px rail, no top app bar.</w:t>
+      </w:r>
+    </w:p>
+    <w:p>
+      <w:pPr>
+        <w:pStyle w:val="ListParagraph"/>
+        <w:numPr>
+          <w:ilvl w:val="0"/>
+          <w:numId w:val="1"/>
+        </w:numPr>
+        <w:spacing w:after="60"/>
+      </w:pPr>
+      <w:r>
+        <w:rPr>
+          <w:b/>
+          <w:bCs/>
+          <w:sz w:val="22"/>
+          <w:szCs w:val="22"/>
+        </w:rPr>
+        <w:t xml:space="preserve">&lt;1024px: </w:t>
+      </w:r>
+      <w:r>
+        <w:rPr>
+          <w:sz w:val="22"/>
+          <w:szCs w:val="22"/>
+        </w:rPr>
+        <w:t xml:space="preserve">mobile/tablet nav mode — rail hidden, 48px top app bar + off-canvas drawer. Tablet in portrait intentionally gets the mobile pattern, not a squeezed desktop rail.</w:t>
+      </w:r>
+    </w:p>
+    <w:p>
+      <w:pPr>
+        <w:pStyle w:val="ListParagraph"/>
+        <w:numPr>
+          <w:ilvl w:val="0"/>
+          <w:numId w:val="1"/>
+        </w:numPr>
+        <w:spacing w:after="60"/>
+      </w:pPr>
+      <w:r>
+        <w:rPr>
+          <w:sz w:val="22"/>
+          <w:szCs w:val="22"/>
+        </w:rPr>
+        <w:t xml:space="preserve">Individual pages may use sm (640px) / md (768px) breakpoints for internal stacking (e.g. a 3-column stat row collapsing to 1 column) — lg is the only breakpoint the shell itself keys off.</w:t>
+      </w:r>
+    </w:p>
+    <w:p>
+      <w:pPr>
+        <w:pStyle w:val="Heading2"/>
+        <w:spacing w:after="120" w:before="280"/>
+      </w:pPr>
+      <w:r>
+        <w:rPr>
+          <w:b/>
+          <w:bCs/>
+          <w:color w:val="2a78d6"/>
+        </w:rPr>
+        <w:t xml:space="preserve">7.2 Nav collapse (drawer vs. optional icon rail)</w:t>
+      </w:r>
+    </w:p>
+    <w:p>
+      <w:pPr>
+        <w:pStyle w:val="ListParagraph"/>
+        <w:numPr>
+          <w:ilvl w:val="0"/>
+          <w:numId w:val="1"/>
+        </w:numPr>
+        <w:spacing w:after="60"/>
+      </w:pPr>
+      <w:r>
+        <w:rPr>
+          <w:sz w:val="22"/>
+          <w:szCs w:val="22"/>
+        </w:rPr>
+        <w:t xml:space="preserve">Mobile/tablet (&lt;lg): off-canvas drawer, 260px wide, slides from the left over a 40%-opacity backdrop; closes on backdrop click, link click, or Escape. Body scroll locked while open.</w:t>
+      </w:r>
+    </w:p>
+    <w:p>
+      <w:pPr>
+        <w:pStyle w:val="ListParagraph"/>
+        <w:numPr>
+          <w:ilvl w:val="0"/>
+          <w:numId w:val="1"/>
+        </w:numPr>
+        <w:spacing w:after="60"/>
+      </w:pPr>
+      <w:r>
+        <w:rPr>
+          <w:sz w:val="22"/>
+          <w:szCs w:val="22"/>
+        </w:rPr>
+        <w:t xml:space="preserve">Desktop (≥lg): unchanged persistent rail. An icon-only collapsed state (56px, labels as hover tooltips, preference persisted to localStorage) is a documented but not-yet-built optional enhancement — this is what closes the gap on the earlier inaccurate 'collapsible to icons' claim.</w:t>
+      </w:r>
+    </w:p>
+    <w:p>
+      <w:pPr>
+        <w:pStyle w:val="Heading2"/>
+        <w:spacing w:after="120" w:before="280"/>
+      </w:pPr>
+      <w:r>
+        <w:rPr>
+          <w:b/>
+          <w:bCs/>
+          <w:color w:val="2a78d6"/>
+        </w:rPr>
+        <w:t xml:space="preserve">7.3 Touch targets</w:t>
+      </w:r>
+    </w:p>
+    <w:p>
+      <w:pPr>
+        <w:pStyle w:val="ListParagraph"/>
+        <w:numPr>
+          <w:ilvl w:val="0"/>
+          <w:numId w:val="1"/>
+        </w:numPr>
+        <w:spacing w:after="60"/>
+      </w:pPr>
+      <w:r>
+        <w:rPr>
+          <w:sz w:val="22"/>
+          <w:szCs w:val="22"/>
+        </w:rPr>
+        <w:t xml:space="preserve">Any interactive element reachable at &lt;lg viewport widths (drawer nav rows, hamburger button, primary page actions) must be ≥44×44px per Apple HIG / WCAG 2.5.5.</w:t>
+      </w:r>
+    </w:p>
+    <w:p>
+      <w:pPr>
+        <w:pStyle w:val="ListParagraph"/>
+        <w:numPr>
+          <w:ilvl w:val="0"/>
+          <w:numId w:val="1"/>
+        </w:numPr>
+        <w:spacing w:after="60"/>
+      </w:pPr>
+      <w:r>
+        <w:rPr>
+          <w:sz w:val="22"/>
+          <w:szCs w:val="22"/>
+        </w:rPr>
+        <w:t xml:space="preserve">Desktop-only dense controls are explicitly exempt: 32px desktop nav rows, 32px icon-only row actions inside overflow-x-auto tables (e.g. watchlist row remove button). Don't 'fix' these to 44px on desktop — that breaks the data-density goal in §4.</w:t>
+      </w:r>
+    </w:p>
+    <w:p>
+      <w:pPr>
+        <w:pStyle w:val="Heading2"/>
+        <w:spacing w:after="120" w:before="280"/>
+      </w:pPr>
+      <w:r>
+        <w:rPr>
+          <w:b/>
+          <w:bCs/>
+          <w:color w:val="2a78d6"/>
+        </w:rPr>
+        <w:t xml:space="preserve">7.4 Page gutters &amp; spacing by breakpoint</w:t>
+      </w:r>
+    </w:p>
+    <w:p>
+      <w:pPr>
+        <w:pStyle w:val="ListParagraph"/>
+        <w:numPr>
+          <w:ilvl w:val="0"/>
+          <w:numId w:val="1"/>
+        </w:numPr>
+        <w:spacing w:after="60"/>
+      </w:pPr>
+      <w:r>
+        <w:rPr>
+          <w:sz w:val="22"/>
+          <w:szCs w:val="22"/>
+        </w:rPr>
+        <w:t xml:space="preserve">Page padding: 16px (px-4) below lg, 24px (px-6) at lg and above. Card/table internal padding (§4) is unchanged at every breakpoint.</w:t>
+      </w:r>
+    </w:p>
+    <w:p>
+      <w:pPr>
+        <w:pStyle w:val="Heading2"/>
+        <w:spacing w:after="120" w:before="280"/>
+      </w:pPr>
+      <w:r>
+        <w:rPr>
+          <w:b/>
+          <w:bCs/>
+          <w:color w:val="2a78d6"/>
+        </w:rPr>
+        <w:t xml:space="preserve">7.5 Tables on mobile</w:t>
+      </w:r>
+    </w:p>
+    <w:p>
+      <w:pPr>
+        <w:pStyle w:val="ListParagraph"/>
+        <w:numPr>
+          <w:ilvl w:val="0"/>
+          <w:numId w:val="1"/>
+        </w:numPr>
+        <w:spacing w:after="60"/>
+      </w:pPr>
+      <w:r>
+        <w:rPr>
+          <w:sz w:val="22"/>
+          <w:szCs w:val="22"/>
+        </w:rPr>
+        <w:t xml:space="preserve">Horizontal scroll (overflow-x-auto) is the accepted, intentional pattern for dense tables (Watchlist, Screener, admin call-history) on narrow viewports — do not attempt to reflow table rows into stacked cards for v1.</w:t>
+      </w:r>
+    </w:p>
+    <w:p>
+      <w:pPr>
+        <w:pStyle w:val="ListParagraph"/>
+        <w:numPr>
+          <w:ilvl w:val="0"/>
+          <w:numId w:val="1"/>
+        </w:numPr>
+        <w:spacing w:after="60"/>
+      </w:pPr>
+      <w:r>
+        <w:rPr>
+          <w:sz w:val="22"/>
+          <w:szCs w:val="22"/>
+        </w:rPr>
+        <w:t xml:space="preserve">Scrollable table wrappers below lg should signal more content exists via a trailing-edge fade (CSS mask-image gradient) rather than leaving the cutoff silent.</w:t>
+      </w:r>
+    </w:p>
+    <w:p>
+      <w:pPr>
+        <w:pStyle w:val="Heading1"/>
+      </w:pPr>
+      <w:r>
+        <w:rPr>
+          <w:b/>
+          <w:bCs/>
+          <w:color w:val="1a1a19"/>
+        </w:rPr>
+        <w:t xml:space="preserve">8. Tone &amp; voice (UI copy)</w:t>
       </w:r>
     </w:p>
     <w:p>
